--- a/docs/c2pa-conformance-evidence/2026-07-18-reviewer-response/00-cover-letter-EMAIL-BODY.docx
+++ b/docs/c2pa-conformance-evidence/2026-07-18-reviewer-response/00-cover-letter-EMAIL-BODY.docx
@@ -677,25 +677,104 @@
         <w:rPr>
           <w:b/>
         </w:rPr>
-        <w:t xml:space="preserve">Fixed as a side effect of the same API migration.</w:t>
-      </w:r>
-      <w:r>
-        <w:t xml:space="preserve"> </w:t>
-      </w:r>
-      <w:r>
-        <w:t xml:space="preserve">The intent-based path</w:t>
-      </w:r>
-      <w:r>
-        <w:t xml:space="preserve"> </w:t>
-      </w:r>
-      <w:r>
-        <w:t xml:space="preserve">routes assertions to the correct C2PA v2 bucket automatically. Regenerated</w:t>
-      </w:r>
-      <w:r>
-        <w:t xml:space="preserve"> </w:t>
-      </w:r>
-      <w:r>
-        <w:t xml:space="preserve">samples show one</w:t>
+        <w:t xml:space="preserve">Fixed via</w:t>
+      </w:r>
+      <w:r>
+        <w:rPr>
+          <w:b/>
+        </w:rPr>
+        <w:t xml:space="preserve"> </w:t>
+      </w:r>
+      <w:r>
+        <w:rPr>
+          <w:rStyle w:val="VerbatimChar"/>
+          <w:b/>
+        </w:rPr>
+        <w:t xml:space="preserve">builder.created_assertion_labels</w:t>
+      </w:r>
+      <w:r>
+        <w:rPr>
+          <w:b/>
+        </w:rPr>
+        <w:t xml:space="preserve"> </w:t>
+      </w:r>
+      <w:r>
+        <w:rPr>
+          <w:b/>
+        </w:rPr>
+        <w:t xml:space="preserve">settings.</w:t>
+      </w:r>
+      <w:r>
+        <w:t xml:space="preserve"> </w:t>
+      </w:r>
+      <w:r>
+        <w:t xml:space="preserve">Confirmed the</w:t>
+      </w:r>
+      <w:r>
+        <w:t xml:space="preserve"> </w:t>
+      </w:r>
+      <w:r>
+        <w:t xml:space="preserve">root cause per c2pa-rs source (</w:t>
+      </w:r>
+      <w:r>
+        <w:rPr>
+          <w:rStyle w:val="VerbatimChar"/>
+        </w:rPr>
+        <w:t xml:space="preserve">sdk/src/claim.rs::claim_assertion_type</w:t>
+      </w:r>
+      <w:r>
+        <w:t xml:space="preserve">)</w:t>
+      </w:r>
+      <w:r>
+        <w:t xml:space="preserve"> </w:t>
+      </w:r>
+      <w:r>
+        <w:t xml:space="preserve">and the CAI opensource docs on created-vs-gathered assertions: c2pa-rs</w:t>
+      </w:r>
+      <w:r>
+        <w:t xml:space="preserve"> </w:t>
+      </w:r>
+      <w:r>
+        <w:t xml:space="preserve">v2 defaults non-hash assertions to</w:t>
+      </w:r>
+      <w:r>
+        <w:t xml:space="preserve"> </w:t>
+      </w:r>
+      <w:r>
+        <w:rPr>
+          <w:rStyle w:val="VerbatimChar"/>
+        </w:rPr>
+        <w:t xml:space="preserve">gathered_assertions</w:t>
+      </w:r>
+      <w:r>
+        <w:t xml:space="preserve"> </w:t>
+      </w:r>
+      <w:r>
+        <w:t xml:space="preserve">unless the</w:t>
+      </w:r>
+      <w:r>
+        <w:t xml:space="preserve"> </w:t>
+      </w:r>
+      <w:r>
+        <w:t xml:space="preserve">label appears in</w:t>
+      </w:r>
+      <w:r>
+        <w:t xml:space="preserve"> </w:t>
+      </w:r>
+      <w:r>
+        <w:rPr>
+          <w:rStyle w:val="VerbatimChar"/>
+        </w:rPr>
+        <w:t xml:space="preserve">builder.created_assertion_labels</w:t>
+      </w:r>
+      <w:r>
+        <w:t xml:space="preserve">. Our previous</w:t>
+      </w:r>
+      <w:r>
+        <w:t xml:space="preserve"> </w:t>
+      </w:r>
+      <w:r>
+        <w:t xml:space="preserve">manifest (even after the API migration) had</w:t>
       </w:r>
       <w:r>
         <w:t xml:space="preserve"> </w:t>
@@ -710,7 +789,307 @@
         <w:t xml:space="preserve"> </w:t>
       </w:r>
       <w:r>
-        <w:t xml:space="preserve">block only, correctly placed.</w:t>
+        <w:t xml:space="preserve">and</w:t>
+      </w:r>
+      <w:r>
+        <w:t xml:space="preserve"> </w:t>
+      </w:r>
+      <w:r>
+        <w:rPr>
+          <w:rStyle w:val="VerbatimChar"/>
+        </w:rPr>
+        <w:t xml:space="preserve">c2pa.thumbnail.claim</w:t>
+      </w:r>
+      <w:r>
+        <w:t xml:space="preserve"> </w:t>
+      </w:r>
+      <w:r>
+        <w:t xml:space="preserve">in</w:t>
+      </w:r>
+      <w:r>
+        <w:t xml:space="preserve"> </w:t>
+      </w:r>
+      <w:r>
+        <w:rPr>
+          <w:rStyle w:val="VerbatimChar"/>
+        </w:rPr>
+        <w:t xml:space="preserve">gathered_assertions</w:t>
+      </w:r>
+      <w:r>
+        <w:t xml:space="preserve"> </w:t>
+      </w:r>
+      <w:r>
+        <w:t xml:space="preserve">— the wrong bucket per</w:t>
+      </w:r>
+      <w:r>
+        <w:t xml:space="preserve"> </w:t>
+      </w:r>
+      <w:r>
+        <w:t xml:space="preserve">C2PA v2 spec, which was exactly what your screenshot pointed at.</w:t>
+      </w:r>
+    </w:p>
+    <w:p>
+      <w:pPr>
+        <w:pStyle w:val="BodyText"/>
+      </w:pPr>
+      <w:r>
+        <w:t xml:space="preserve">We now set the following via</w:t>
+      </w:r>
+      <w:r>
+        <w:t xml:space="preserve"> </w:t>
+      </w:r>
+      <w:r>
+        <w:rPr>
+          <w:rStyle w:val="VerbatimChar"/>
+        </w:rPr>
+        <w:t xml:space="preserve">c2pa.load_settings</w:t>
+      </w:r>
+      <w:r>
+        <w:t xml:space="preserve">:</w:t>
+      </w:r>
+    </w:p>
+    <w:p>
+      <w:pPr>
+        <w:pStyle w:val="SourceCode"/>
+      </w:pPr>
+      <w:r>
+        <w:rPr>
+          <w:rStyle w:val="VerbatimChar"/>
+        </w:rPr>
+        <w:t xml:space="preserve">builder.created_assertion_labels = [</w:t>
+      </w:r>
+      <w:r>
+        <w:br/>
+      </w:r>
+      <w:r>
+        <w:rPr>
+          <w:rStyle w:val="VerbatimChar"/>
+        </w:rPr>
+        <w:t xml:space="preserve">    "c2pa.actions",</w:t>
+      </w:r>
+      <w:r>
+        <w:br/>
+      </w:r>
+      <w:r>
+        <w:rPr>
+          <w:rStyle w:val="VerbatimChar"/>
+        </w:rPr>
+        <w:t xml:space="preserve">    "c2pa.thumbnail.claim",</w:t>
+      </w:r>
+      <w:r>
+        <w:br/>
+      </w:r>
+      <w:r>
+        <w:rPr>
+          <w:rStyle w:val="VerbatimChar"/>
+        </w:rPr>
+        <w:t xml:space="preserve">    "c2pa.thumbnail.ingredient",</w:t>
+      </w:r>
+      <w:r>
+        <w:br/>
+      </w:r>
+      <w:r>
+        <w:rPr>
+          <w:rStyle w:val="VerbatimChar"/>
+        </w:rPr>
+        <w:t xml:space="preserve">    "c2pa.ingredient"</w:t>
+      </w:r>
+      <w:r>
+        <w:br/>
+      </w:r>
+      <w:r>
+        <w:rPr>
+          <w:rStyle w:val="VerbatimChar"/>
+        </w:rPr>
+        <w:t xml:space="preserve">]</w:t>
+      </w:r>
+    </w:p>
+    <w:p>
+      <w:pPr>
+        <w:pStyle w:val="FirstParagraph"/>
+      </w:pPr>
+      <w:r>
+        <w:t xml:space="preserve">Regenerated samples verified via</w:t>
+      </w:r>
+      <w:r>
+        <w:t xml:space="preserve"> </w:t>
+      </w:r>
+      <w:r>
+        <w:rPr>
+          <w:rStyle w:val="VerbatimChar"/>
+        </w:rPr>
+        <w:t xml:space="preserve">Reader.detailed_json()</w:t>
+      </w:r>
+      <w:r>
+        <w:t xml:space="preserve">:</w:t>
+      </w:r>
+    </w:p>
+    <w:p>
+      <w:pPr>
+        <w:pStyle w:val="SourceCode"/>
+      </w:pPr>
+      <w:r>
+        <w:rPr>
+          <w:rStyle w:val="VerbatimChar"/>
+        </w:rPr>
+        <w:t xml:space="preserve">claim.created_assertions:</w:t>
+      </w:r>
+      <w:r>
+        <w:br/>
+      </w:r>
+      <w:r>
+        <w:rPr>
+          <w:rStyle w:val="VerbatimChar"/>
+        </w:rPr>
+        <w:t xml:space="preserve">  - self#jumbf=c2pa.assertions/c2pa.thumbnail.claim</w:t>
+      </w:r>
+      <w:r>
+        <w:br/>
+      </w:r>
+      <w:r>
+        <w:rPr>
+          <w:rStyle w:val="VerbatimChar"/>
+        </w:rPr>
+        <w:t xml:space="preserve">  - self#jumbf=c2pa.assertions/c2pa.actions.v2</w:t>
+      </w:r>
+      <w:r>
+        <w:br/>
+      </w:r>
+      <w:r>
+        <w:rPr>
+          <w:rStyle w:val="VerbatimChar"/>
+        </w:rPr>
+        <w:t xml:space="preserve">  - self#jumbf=c2pa.assertions/c2pa.hash.data</w:t>
+      </w:r>
+      <w:r>
+        <w:br/>
+      </w:r>
+      <w:r>
+        <w:rPr>
+          <w:rStyle w:val="VerbatimChar"/>
+        </w:rPr>
+        <w:t xml:space="preserve">claim.gathered_assertions:  (empty)</w:t>
+      </w:r>
+    </w:p>
+    <w:p>
+      <w:pPr>
+        <w:pStyle w:val="FirstParagraph"/>
+      </w:pPr>
+      <w:r>
+        <w:t xml:space="preserve">For samples with an ingredient (Validate.output), the ingredient</w:t>
+      </w:r>
+      <w:r>
+        <w:t xml:space="preserve"> </w:t>
+      </w:r>
+      <w:r>
+        <w:t xml:space="preserve">assertions also land in</w:t>
+      </w:r>
+      <w:r>
+        <w:t xml:space="preserve"> </w:t>
+      </w:r>
+      <w:r>
+        <w:rPr>
+          <w:rStyle w:val="VerbatimChar"/>
+        </w:rPr>
+        <w:t xml:space="preserve">created_assertions</w:t>
+      </w:r>
+      <w:r>
+        <w:t xml:space="preserve"> </w:t>
+      </w:r>
+      <w:r>
+        <w:t xml:space="preserve">correctly.</w:t>
+      </w:r>
+    </w:p>
+    <w:p>
+      <w:pPr>
+        <w:pStyle w:val="BodyText"/>
+      </w:pPr>
+      <w:r>
+        <w:rPr>
+          <w:b/>
+        </w:rPr>
+        <w:t xml:space="preserve">Additional fix in the same pass — softwareAgent object shape.</w:t>
+      </w:r>
+      <w:r>
+        <w:t xml:space="preserve"> </w:t>
+      </w:r>
+      <w:r>
+        <w:t xml:space="preserve">Per</w:t>
+      </w:r>
+      <w:r>
+        <w:t xml:space="preserve"> </w:t>
+      </w:r>
+      <w:r>
+        <w:t xml:space="preserve">CAI opensource docs,</w:t>
+      </w:r>
+      <w:r>
+        <w:t xml:space="preserve"> </w:t>
+      </w:r>
+      <w:r>
+        <w:rPr>
+          <w:rStyle w:val="VerbatimChar"/>
+        </w:rPr>
+        <w:t xml:space="preserve">softwareAgent</w:t>
+      </w:r>
+      <w:r>
+        <w:t xml:space="preserve"> </w:t>
+      </w:r>
+      <w:r>
+        <w:t xml:space="preserve">should be the</w:t>
+      </w:r>
+      <w:r>
+        <w:t xml:space="preserve"> </w:t>
+      </w:r>
+      <w:r>
+        <w:rPr>
+          <w:rStyle w:val="VerbatimChar"/>
+        </w:rPr>
+        <w:t xml:space="preserve">ClaimGeneratorInfo</w:t>
+      </w:r>
+      <w:r>
+        <w:t xml:space="preserve"> </w:t>
+      </w:r>
+      <w:r>
+        <w:t xml:space="preserve">object</w:t>
+      </w:r>
+      <w:r>
+        <w:t xml:space="preserve"> </w:t>
+      </w:r>
+      <w:r>
+        <w:rPr>
+          <w:rStyle w:val="VerbatimChar"/>
+        </w:rPr>
+        <w:t xml:space="preserve">{"name": "Scruple", "version": "0.1"}</w:t>
+      </w:r>
+      <w:r>
+        <w:t xml:space="preserve"> </w:t>
+      </w:r>
+      <w:r>
+        <w:t xml:space="preserve">rather than a plain</w:t>
+      </w:r>
+      <w:r>
+        <w:t xml:space="preserve"> </w:t>
+      </w:r>
+      <w:r>
+        <w:t xml:space="preserve">string</w:t>
+      </w:r>
+      <w:r>
+        <w:t xml:space="preserve"> </w:t>
+      </w:r>
+      <w:r>
+        <w:rPr>
+          <w:rStyle w:val="VerbatimChar"/>
+        </w:rPr>
+        <w:t xml:space="preserve">"Scruple/0.1"</w:t>
+      </w:r>
+      <w:r>
+        <w:t xml:space="preserve">. Regenerated samples use the object shape</w:t>
+      </w:r>
+      <w:r>
+        <w:t xml:space="preserve"> </w:t>
+      </w:r>
+      <w:r>
+        <w:t xml:space="preserve">consistently.</w:t>
       </w:r>
     </w:p>
     <w:p>
